--- a/Game_Design_Act1.docx
+++ b/Game_Design_Act1.docx
@@ -237,7 +237,21 @@
         <w:rPr>
           <w:rFonts w:ascii="Times New Roman" w:hAnsi="Times New Roman" w:cs="Times New Roman"/>
         </w:rPr>
-        <w:t>Sprint Goal:</w:t>
+        <w:t xml:space="preserve">Sprint </w:t>
+      </w:r>
+      <w:proofErr w:type="spellStart"/>
+      <w:r>
+        <w:rPr>
+          <w:rFonts w:ascii="Times New Roman" w:hAnsi="Times New Roman" w:cs="Times New Roman"/>
+        </w:rPr>
+        <w:t>Goal</w:t>
+      </w:r>
+      <w:proofErr w:type="spellEnd"/>
+      <w:r>
+        <w:rPr>
+          <w:rFonts w:ascii="Times New Roman" w:hAnsi="Times New Roman" w:cs="Times New Roman"/>
+        </w:rPr>
+        <w:t>:</w:t>
       </w:r>
     </w:p>
     <w:p>
@@ -264,7 +278,35 @@
         <w:rPr>
           <w:rFonts w:ascii="Times New Roman" w:hAnsi="Times New Roman" w:cs="Times New Roman"/>
         </w:rPr>
-        <w:t>Backlog del Sprint: (Tareas seleccionadas con la estimación con planning poker)</w:t>
+        <w:t xml:space="preserve">Backlog del Sprint: (Tareas seleccionadas con la estimación con </w:t>
+      </w:r>
+      <w:proofErr w:type="spellStart"/>
+      <w:r>
+        <w:rPr>
+          <w:rFonts w:ascii="Times New Roman" w:hAnsi="Times New Roman" w:cs="Times New Roman"/>
+        </w:rPr>
+        <w:t>planning</w:t>
+      </w:r>
+      <w:proofErr w:type="spellEnd"/>
+      <w:r>
+        <w:rPr>
+          <w:rFonts w:ascii="Times New Roman" w:hAnsi="Times New Roman" w:cs="Times New Roman"/>
+        </w:rPr>
+        <w:t xml:space="preserve"> </w:t>
+      </w:r>
+      <w:proofErr w:type="spellStart"/>
+      <w:r>
+        <w:rPr>
+          <w:rFonts w:ascii="Times New Roman" w:hAnsi="Times New Roman" w:cs="Times New Roman"/>
+        </w:rPr>
+        <w:t>poker</w:t>
+      </w:r>
+      <w:proofErr w:type="spellEnd"/>
+      <w:r>
+        <w:rPr>
+          <w:rFonts w:ascii="Times New Roman" w:hAnsi="Times New Roman" w:cs="Times New Roman"/>
+        </w:rPr>
+        <w:t>)</w:t>
       </w:r>
     </w:p>
     <w:p>
@@ -846,7 +888,21 @@
         <w:rPr>
           <w:rFonts w:ascii="Times New Roman" w:hAnsi="Times New Roman" w:cs="Times New Roman"/>
         </w:rPr>
-        <w:t>Riesgo creativo: Pueden haber cambios a ultima hora en historias o personajes</w:t>
+        <w:t xml:space="preserve">Riesgo creativo: Pueden haber cambios a </w:t>
+      </w:r>
+      <w:proofErr w:type="spellStart"/>
+      <w:r>
+        <w:rPr>
+          <w:rFonts w:ascii="Times New Roman" w:hAnsi="Times New Roman" w:cs="Times New Roman"/>
+        </w:rPr>
+        <w:t>ultima</w:t>
+      </w:r>
+      <w:proofErr w:type="spellEnd"/>
+      <w:r>
+        <w:rPr>
+          <w:rFonts w:ascii="Times New Roman" w:hAnsi="Times New Roman" w:cs="Times New Roman"/>
+        </w:rPr>
+        <w:t xml:space="preserve"> hora en historias o personajes</w:t>
       </w:r>
     </w:p>
     <w:p>
@@ -882,20 +938,48 @@
         <w:rPr>
           <w:rFonts w:ascii="Times New Roman" w:hAnsi="Times New Roman" w:cs="Times New Roman"/>
         </w:rPr>
-        <w:t>Mitigación: Mantener reuniones rápidas con el producto Owner para validad decisiones antes de avanzar mucho</w:t>
-      </w:r>
-    </w:p>
-    <w:p>
-      <w:pPr>
-        <w:rPr>
-          <w:rFonts w:ascii="Times New Roman" w:hAnsi="Times New Roman" w:cs="Times New Roman"/>
-        </w:rPr>
-      </w:pPr>
-      <w:r>
-        <w:rPr>
-          <w:rFonts w:ascii="Times New Roman" w:hAnsi="Times New Roman" w:cs="Times New Roman"/>
-        </w:rPr>
-        <w:t>Con este Sprint buscaremos crear una base artística y narrativa del videojuego, lo que da un incremento visible al cliente y permite recibir retroalimentación antes de entrar a sistemas mas complejos (puntuación, niveles, multijugador, etc.)</w:t>
+        <w:t xml:space="preserve">Mitigación: Mantener reuniones rápidas con el producto </w:t>
+      </w:r>
+      <w:proofErr w:type="spellStart"/>
+      <w:r>
+        <w:rPr>
+          <w:rFonts w:ascii="Times New Roman" w:hAnsi="Times New Roman" w:cs="Times New Roman"/>
+        </w:rPr>
+        <w:t>Owner</w:t>
+      </w:r>
+      <w:proofErr w:type="spellEnd"/>
+      <w:r>
+        <w:rPr>
+          <w:rFonts w:ascii="Times New Roman" w:hAnsi="Times New Roman" w:cs="Times New Roman"/>
+        </w:rPr>
+        <w:t xml:space="preserve"> para validad decisiones antes de avanzar mucho</w:t>
+      </w:r>
+    </w:p>
+    <w:p>
+      <w:pPr>
+        <w:rPr>
+          <w:rFonts w:ascii="Times New Roman" w:hAnsi="Times New Roman" w:cs="Times New Roman"/>
+        </w:rPr>
+      </w:pPr>
+      <w:r>
+        <w:rPr>
+          <w:rFonts w:ascii="Times New Roman" w:hAnsi="Times New Roman" w:cs="Times New Roman"/>
+        </w:rPr>
+        <w:t xml:space="preserve">Con este Sprint buscaremos crear una base artística y narrativa del videojuego, lo que da un incremento visible al cliente y permite recibir retroalimentación antes de entrar a sistemas </w:t>
+      </w:r>
+      <w:proofErr w:type="spellStart"/>
+      <w:r>
+        <w:rPr>
+          <w:rFonts w:ascii="Times New Roman" w:hAnsi="Times New Roman" w:cs="Times New Roman"/>
+        </w:rPr>
+        <w:t>mas</w:t>
+      </w:r>
+      <w:proofErr w:type="spellEnd"/>
+      <w:r>
+        <w:rPr>
+          <w:rFonts w:ascii="Times New Roman" w:hAnsi="Times New Roman" w:cs="Times New Roman"/>
+        </w:rPr>
+        <w:t xml:space="preserve"> complejos (puntuación, niveles, multijugador, etc.)</w:t>
       </w:r>
     </w:p>
     <w:p>
@@ -942,8 +1026,36 @@
         <w:rPr>
           <w:rFonts w:ascii="Times New Roman" w:hAnsi="Times New Roman" w:cs="Times New Roman"/>
         </w:rPr>
-        <w:t>Cocumento Game Design</w:t>
-      </w:r>
+        <w:t>D</w:t>
+      </w:r>
+      <w:r>
+        <w:rPr>
+          <w:rFonts w:ascii="Times New Roman" w:hAnsi="Times New Roman" w:cs="Times New Roman"/>
+        </w:rPr>
+        <w:t xml:space="preserve">ocumento </w:t>
+      </w:r>
+      <w:proofErr w:type="spellStart"/>
+      <w:r>
+        <w:rPr>
+          <w:rFonts w:ascii="Times New Roman" w:hAnsi="Times New Roman" w:cs="Times New Roman"/>
+        </w:rPr>
+        <w:t>Game</w:t>
+      </w:r>
+      <w:proofErr w:type="spellEnd"/>
+      <w:r>
+        <w:rPr>
+          <w:rFonts w:ascii="Times New Roman" w:hAnsi="Times New Roman" w:cs="Times New Roman"/>
+        </w:rPr>
+        <w:t xml:space="preserve"> </w:t>
+      </w:r>
+      <w:proofErr w:type="spellStart"/>
+      <w:r>
+        <w:rPr>
+          <w:rFonts w:ascii="Times New Roman" w:hAnsi="Times New Roman" w:cs="Times New Roman"/>
+        </w:rPr>
+        <w:t>Design</w:t>
+      </w:r>
+      <w:proofErr w:type="spellEnd"/>
     </w:p>
     <w:sectPr>
       <w:pgSz w:w="12240" w:h="15840"/>

--- a/Game_Design_Act1.docx
+++ b/Game_Design_Act1.docx
@@ -890,14 +890,12 @@
         </w:rPr>
         <w:t xml:space="preserve">Riesgo creativo: Pueden haber cambios a </w:t>
       </w:r>
-      <w:proofErr w:type="spellStart"/>
-      <w:r>
-        <w:rPr>
-          <w:rFonts w:ascii="Times New Roman" w:hAnsi="Times New Roman" w:cs="Times New Roman"/>
-        </w:rPr>
-        <w:t>ultima</w:t>
-      </w:r>
-      <w:proofErr w:type="spellEnd"/>
+      <w:r>
+        <w:rPr>
+          <w:rFonts w:ascii="Times New Roman" w:hAnsi="Times New Roman" w:cs="Times New Roman"/>
+        </w:rPr>
+        <w:t>última</w:t>
+      </w:r>
       <w:r>
         <w:rPr>
           <w:rFonts w:ascii="Times New Roman" w:hAnsi="Times New Roman" w:cs="Times New Roman"/>
@@ -1056,6 +1054,246 @@
         <w:t>Design</w:t>
       </w:r>
       <w:proofErr w:type="spellEnd"/>
+    </w:p>
+    <w:p>
+      <w:pPr>
+        <w:spacing w:line="240" w:lineRule="auto"/>
+        <w:rPr>
+          <w:rFonts w:ascii="Times New Roman" w:hAnsi="Times New Roman" w:cs="Times New Roman"/>
+        </w:rPr>
+      </w:pPr>
+      <w:r>
+        <w:rPr>
+          <w:rFonts w:ascii="Times New Roman" w:hAnsi="Times New Roman" w:cs="Times New Roman"/>
+        </w:rPr>
+        <w:t>NOMBRE DEL JUEGO] es un videojuego educativo diseñado para enseñar [MATERIA]</w:t>
+      </w:r>
+      <w:r>
+        <w:rPr>
+          <w:rFonts w:ascii="Times New Roman" w:hAnsi="Times New Roman" w:cs="Times New Roman"/>
+        </w:rPr>
+        <w:br/>
+        <w:t>a estudiantes de primaria a través de una experiencia inmersiva y muy emocionante.</w:t>
+      </w:r>
+      <w:r>
+        <w:rPr>
+          <w:rFonts w:ascii="Times New Roman" w:hAnsi="Times New Roman" w:cs="Times New Roman"/>
+        </w:rPr>
+        <w:br/>
+        <w:t>La historia se desarrolla en [ESCENARIO], un mundo lleno de misterios, desafíos y</w:t>
+      </w:r>
+      <w:r>
+        <w:rPr>
+          <w:rFonts w:ascii="Times New Roman" w:hAnsi="Times New Roman" w:cs="Times New Roman"/>
+        </w:rPr>
+        <w:br/>
+        <w:t>personajes fascinantes que guiarán a los jugadores en su aprendizaje. Cada nivel del</w:t>
+      </w:r>
+      <w:r>
+        <w:rPr>
+          <w:rFonts w:ascii="Times New Roman" w:hAnsi="Times New Roman" w:cs="Times New Roman"/>
+        </w:rPr>
+        <w:br/>
+        <w:t>juego está diseñado para combinar diversión y educación, permitiendo que los</w:t>
+      </w:r>
+      <w:r>
+        <w:rPr>
+          <w:rFonts w:ascii="Times New Roman" w:hAnsi="Times New Roman" w:cs="Times New Roman"/>
+        </w:rPr>
+        <w:br/>
+        <w:t>estudiantes adquieran conocimientos de manera natural mientras exploran,</w:t>
+      </w:r>
+      <w:r>
+        <w:rPr>
+          <w:rFonts w:ascii="Times New Roman" w:hAnsi="Times New Roman" w:cs="Times New Roman"/>
+        </w:rPr>
+        <w:br/>
+        <w:t>resuelven problemas y superan obstáculos.</w:t>
+      </w:r>
+    </w:p>
+    <w:p>
+      <w:pPr>
+        <w:spacing w:line="240" w:lineRule="auto"/>
+        <w:rPr>
+          <w:rFonts w:ascii="Times New Roman" w:hAnsi="Times New Roman" w:cs="Times New Roman"/>
+        </w:rPr>
+      </w:pPr>
+      <w:r>
+        <w:rPr>
+          <w:rFonts w:ascii="Times New Roman" w:hAnsi="Times New Roman" w:cs="Times New Roman"/>
+        </w:rPr>
+        <w:br/>
+        <w:t>El protagonista de esta aventura es [NOMBRE], un/a [DESCRIPCIÓN FÍSICA Y DE</w:t>
+      </w:r>
+      <w:r>
+        <w:rPr>
+          <w:rFonts w:ascii="Times New Roman" w:hAnsi="Times New Roman" w:cs="Times New Roman"/>
+        </w:rPr>
+        <w:br/>
+        <w:t>PERSONALIDAD]. [NOMBRE] es un/a [ROL] que ha sido elegido/a para una misión</w:t>
+      </w:r>
+      <w:r>
+        <w:rPr>
+          <w:rFonts w:ascii="Times New Roman" w:hAnsi="Times New Roman" w:cs="Times New Roman"/>
+        </w:rPr>
+        <w:br/>
+        <w:t>única: [OBJETIVO PRINCIPAL]. Con su [CARACTERÍSTICA ESPECIAL], [NOMBRE]</w:t>
+      </w:r>
+      <w:r>
+        <w:rPr>
+          <w:rFonts w:ascii="Times New Roman" w:hAnsi="Times New Roman" w:cs="Times New Roman"/>
+        </w:rPr>
+        <w:br/>
+      </w:r>
+      <w:r>
+        <w:rPr>
+          <w:rFonts w:ascii="Times New Roman" w:hAnsi="Times New Roman" w:cs="Times New Roman"/>
+        </w:rPr>
+        <w:lastRenderedPageBreak/>
+        <w:t>deberá enfrentarse a desafíos cada vez más complejos mientras aprende y enseña a</w:t>
+      </w:r>
+      <w:r>
+        <w:rPr>
+          <w:rFonts w:ascii="Times New Roman" w:hAnsi="Times New Roman" w:cs="Times New Roman"/>
+        </w:rPr>
+        <w:br/>
+        <w:t>los jugadores conceptos clave de [MATERIA].</w:t>
+      </w:r>
+    </w:p>
+    <w:p>
+      <w:pPr>
+        <w:spacing w:line="240" w:lineRule="auto"/>
+        <w:rPr>
+          <w:rFonts w:ascii="Times New Roman" w:hAnsi="Times New Roman" w:cs="Times New Roman"/>
+        </w:rPr>
+      </w:pPr>
+      <w:r>
+        <w:rPr>
+          <w:rFonts w:ascii="Times New Roman" w:hAnsi="Times New Roman" w:cs="Times New Roman"/>
+        </w:rPr>
+        <w:br/>
+        <w:t>El jugador podrá [MECÁNICA 1], para avanzar deberá [MECÁNICA 2] y los desafíos</w:t>
+      </w:r>
+      <w:r>
+        <w:rPr>
+          <w:rFonts w:ascii="Times New Roman" w:hAnsi="Times New Roman" w:cs="Times New Roman"/>
+        </w:rPr>
+        <w:br/>
+        <w:t>incluirán [TIPO DE DESAFÍOS]</w:t>
+      </w:r>
+    </w:p>
+    <w:p>
+      <w:pPr>
+        <w:spacing w:line="240" w:lineRule="auto"/>
+        <w:rPr>
+          <w:rFonts w:ascii="Times New Roman" w:hAnsi="Times New Roman" w:cs="Times New Roman"/>
+        </w:rPr>
+      </w:pPr>
+      <w:r>
+        <w:rPr>
+          <w:rFonts w:ascii="Times New Roman" w:hAnsi="Times New Roman" w:cs="Times New Roman"/>
+        </w:rPr>
+        <w:br/>
+        <w:t>Los estudiantes avanzarán mediante [SISTEMA]. Cada nivel representa [CONCEPTO</w:t>
+      </w:r>
+      <w:r>
+        <w:rPr>
+          <w:rFonts w:ascii="Times New Roman" w:hAnsi="Times New Roman" w:cs="Times New Roman"/>
+        </w:rPr>
+        <w:br/>
+        <w:t>EDUCATIVO], y los jugadores recibirán retroalimentación inmediata sobre su</w:t>
+      </w:r>
+      <w:r>
+        <w:rPr>
+          <w:rFonts w:ascii="Times New Roman" w:hAnsi="Times New Roman" w:cs="Times New Roman"/>
+        </w:rPr>
+        <w:br/>
+        <w:t>desempeño, lo que les permitirá identificar áreas de mejora y celebrar sus logros.</w:t>
+      </w:r>
+    </w:p>
+    <w:p>
+      <w:pPr>
+        <w:spacing w:line="240" w:lineRule="auto"/>
+        <w:rPr>
+          <w:rFonts w:ascii="Times New Roman" w:hAnsi="Times New Roman" w:cs="Times New Roman"/>
+        </w:rPr>
+      </w:pPr>
+      <w:r>
+        <w:rPr>
+          <w:rFonts w:ascii="Times New Roman" w:hAnsi="Times New Roman" w:cs="Times New Roman"/>
+        </w:rPr>
+        <w:t>Los jugadores aprenderán [CONCEPTO 1] mediante [ACTIVIDAD 1]. Se reforzará</w:t>
+      </w:r>
+      <w:r>
+        <w:rPr>
+          <w:rFonts w:ascii="Times New Roman" w:hAnsi="Times New Roman" w:cs="Times New Roman"/>
+        </w:rPr>
+        <w:br/>
+        <w:t>[CONCEPTO 2] a través de [ACTIVIDAD 2] y las evaluaciones se realizarán mediante</w:t>
+      </w:r>
+      <w:r>
+        <w:rPr>
+          <w:rFonts w:ascii="Times New Roman" w:hAnsi="Times New Roman" w:cs="Times New Roman"/>
+        </w:rPr>
+        <w:br/>
+        <w:t>[MÉTODO], lo que permitirá a los profesores y estudiantes medir el progreso de</w:t>
+      </w:r>
+      <w:r>
+        <w:rPr>
+          <w:rFonts w:ascii="Times New Roman" w:hAnsi="Times New Roman" w:cs="Times New Roman"/>
+        </w:rPr>
+        <w:br/>
+        <w:t>manera efectiva.</w:t>
+      </w:r>
+    </w:p>
+    <w:p>
+      <w:pPr>
+        <w:spacing w:line="240" w:lineRule="auto"/>
+        <w:rPr>
+          <w:rFonts w:ascii="Times New Roman" w:hAnsi="Times New Roman" w:cs="Times New Roman"/>
+        </w:rPr>
+      </w:pPr>
+      <w:r>
+        <w:rPr>
+          <w:rFonts w:ascii="Times New Roman" w:hAnsi="Times New Roman" w:cs="Times New Roman"/>
+        </w:rPr>
+        <w:br/>
+        <w:t>El juego se desarrollará usando [TECNOLOGÍA] y tendrá soporte para</w:t>
+      </w:r>
+      <w:r>
+        <w:rPr>
+          <w:rFonts w:ascii="Times New Roman" w:hAnsi="Times New Roman" w:cs="Times New Roman"/>
+        </w:rPr>
+        <w:br/>
+        <w:t>[PLATAFORMAS]. Además, se implementarán características como</w:t>
+      </w:r>
+      <w:r>
+        <w:rPr>
+          <w:rFonts w:ascii="Times New Roman" w:hAnsi="Times New Roman" w:cs="Times New Roman"/>
+        </w:rPr>
+        <w:br/>
+        <w:t>[CARACTERÍSTICAS TÉCNICAS ADICIONALES] para garantizar una experiencia de</w:t>
+      </w:r>
+      <w:r>
+        <w:rPr>
+          <w:rFonts w:ascii="Times New Roman" w:hAnsi="Times New Roman" w:cs="Times New Roman"/>
+        </w:rPr>
+        <w:br/>
+        <w:t>juego fluida y atractiva.</w:t>
+      </w:r>
+      <w:r>
+        <w:rPr>
+          <w:rFonts w:ascii="Times New Roman" w:hAnsi="Times New Roman" w:cs="Times New Roman"/>
+        </w:rPr>
+        <w:br/>
+      </w:r>
+    </w:p>
+    <w:p>
+      <w:pPr>
+        <w:rPr>
+          <w:rFonts w:ascii="Times New Roman" w:hAnsi="Times New Roman" w:cs="Times New Roman"/>
+        </w:rPr>
+      </w:pPr>
     </w:p>
     <w:sectPr>
       <w:pgSz w:w="12240" w:h="15840"/>
@@ -2123,6 +2361,11 @@
       </w:tblBorders>
     </w:tblPr>
   </w:style>
+  <w:style w:type="character" w:customStyle="1" w:styleId="textlayer--absolute">
+    <w:name w:val="textlayer--absolute"/>
+    <w:basedOn w:val="Fuentedeprrafopredeter"/>
+    <w:rsid w:val="00E5380C"/>
+  </w:style>
 </w:styles>
 </file>
 
